--- a/fra/docx/18.content.docx
+++ b/fra/docx/18.content.docx
@@ -19,7 +19,7 @@
         <w:rPr>
           <w:lang w:val="fr_FR" w:bidi="fr_FR"/>
         </w:rPr>
-        <w:t>Resource: Notes d'étude - Introductions aux livres (Tyndale)</w:t>
+        <w:t>Resource: Tyndale Open Study Notes</w:t>
       </w:r>
       <w:r>
         <w:rPr>
@@ -112,7 +112,7 @@
         <w:rPr>
           <w:lang w:val="fr_FR" w:bidi="fr_FR"/>
         </w:rPr>
-        <w:t>Notes d'étude - Introductions aux livres (Tyndale)</w:t>
+        <w:t>Tyndale Open Study Notes</w:t>
       </w:r>
     </w:p>
     <w:p>

--- a/fra/docx/18.content.docx
+++ b/fra/docx/18.content.docx
@@ -19,7 +19,7 @@
         <w:rPr>
           <w:lang w:val="fr_FR" w:bidi="fr_FR"/>
         </w:rPr>
-        <w:t>Resource: Tyndale Open Study Notes</w:t>
+        <w:t>Resource: Aquifer Open Study Notes (Book Intros)</w:t>
       </w:r>
       <w:r>
         <w:rPr>
@@ -112,7 +112,7 @@
         <w:rPr>
           <w:lang w:val="fr_FR" w:bidi="fr_FR"/>
         </w:rPr>
-        <w:t>Tyndale Open Study Notes</w:t>
+        <w:t>Aquifer Open Study Notes (Book Intros)</w:t>
       </w:r>
     </w:p>
     <w:p>

--- a/fra/docx/18.content.docx
+++ b/fra/docx/18.content.docx
@@ -271,342 +271,228 @@
         </w:rPr>
         <w:t>L'histoire du livre de Job se déroule au début de l'âge patriarcal, avant qu'Israël ne devienne une nation. La richesse de Job, comme celle d'Abraham, réside dans le bétail et les esclaves (</w:t>
       </w:r>
-      <w:hyperlink r:id="rId13">
-        <w:r>
-          <w:rPr>
-            <w:lang w:val="fr_FR" w:bidi="fr_FR"/>
-          </w:rPr>
-          <w:rPr>
-            <w:color w:val="0000EE"/>
-            <w:u w:val="single"/>
-          </w:rPr>
-          <w:t>1.3</w:t>
-        </w:r>
-      </w:hyperlink>
+      <w:r>
+        <w:rPr>
+          <w:lang w:val="fr_FR" w:bidi="fr_FR"/>
+        </w:rPr>
+        <w:t>1.3</w:t>
+      </w:r>
       <w:r>
         <w:rPr>
           <w:lang w:val="fr_FR" w:bidi="fr_FR"/>
         </w:rPr>
         <w:t xml:space="preserve"> ; </w:t>
       </w:r>
-      <w:hyperlink r:id="rId14">
-        <w:r>
-          <w:rPr>
-            <w:lang w:val="fr_FR" w:bidi="fr_FR"/>
-          </w:rPr>
-          <w:rPr>
-            <w:color w:val="0000EE"/>
-            <w:u w:val="single"/>
-          </w:rPr>
-          <w:t>42.12</w:t>
-        </w:r>
-      </w:hyperlink>
+      <w:r>
+        <w:rPr>
+          <w:lang w:val="fr_FR" w:bidi="fr_FR"/>
+        </w:rPr>
+        <w:t>42.12</w:t>
+      </w:r>
       <w:r>
         <w:rPr>
           <w:lang w:val="fr_FR" w:bidi="fr_FR"/>
         </w:rPr>
         <w:t xml:space="preserve"> ; voir </w:t>
       </w:r>
-      <w:hyperlink r:id="rId15">
-        <w:r>
-          <w:rPr>
-            <w:lang w:val="fr_FR" w:bidi="fr_FR"/>
-          </w:rPr>
-          <w:rPr>
-            <w:color w:val="0000EE"/>
-            <w:u w:val="single"/>
-          </w:rPr>
-          <w:t xml:space="preserve">Gn 12.16 </w:t>
-        </w:r>
-      </w:hyperlink>
+      <w:r>
+        <w:rPr>
+          <w:lang w:val="fr_FR" w:bidi="fr_FR"/>
+        </w:rPr>
+        <w:t xml:space="preserve">Gn 12.16 </w:t>
+      </w:r>
       <w:r>
         <w:rPr>
           <w:lang w:val="fr_FR" w:bidi="fr_FR"/>
         </w:rPr>
         <w:t xml:space="preserve">; </w:t>
       </w:r>
-      <w:hyperlink r:id="rId16">
-        <w:r>
-          <w:rPr>
-            <w:lang w:val="fr_FR" w:bidi="fr_FR"/>
-          </w:rPr>
-          <w:rPr>
-            <w:color w:val="0000EE"/>
-            <w:u w:val="single"/>
-          </w:rPr>
-          <w:t>32.5</w:t>
-        </w:r>
-      </w:hyperlink>
+      <w:r>
+        <w:rPr>
+          <w:lang w:val="fr_FR" w:bidi="fr_FR"/>
+        </w:rPr>
+        <w:t>32.5</w:t>
+      </w:r>
       <w:r>
         <w:rPr>
           <w:lang w:val="fr_FR" w:bidi="fr_FR"/>
         </w:rPr>
         <w:t>). C'est lui le prêtre de sa famille, pratique courante avant la loi de Moïse (</w:t>
       </w:r>
-      <w:hyperlink r:id="rId17">
-        <w:r>
-          <w:rPr>
-            <w:lang w:val="fr_FR" w:bidi="fr_FR"/>
-          </w:rPr>
-          <w:rPr>
-            <w:color w:val="0000EE"/>
-            <w:u w:val="single"/>
-          </w:rPr>
-          <w:t>1.5</w:t>
-        </w:r>
-      </w:hyperlink>
+      <w:r>
+        <w:rPr>
+          <w:lang w:val="fr_FR" w:bidi="fr_FR"/>
+        </w:rPr>
+        <w:t>1.5</w:t>
+      </w:r>
       <w:r>
         <w:rPr>
           <w:lang w:val="fr_FR" w:bidi="fr_FR"/>
         </w:rPr>
         <w:t xml:space="preserve"> ; </w:t>
       </w:r>
-      <w:hyperlink r:id="rId18">
-        <w:r>
-          <w:rPr>
-            <w:lang w:val="fr_FR" w:bidi="fr_FR"/>
-          </w:rPr>
-          <w:rPr>
-            <w:color w:val="0000EE"/>
-            <w:u w:val="single"/>
-          </w:rPr>
-          <w:t>42.8</w:t>
-        </w:r>
-      </w:hyperlink>
+      <w:r>
+        <w:rPr>
+          <w:lang w:val="fr_FR" w:bidi="fr_FR"/>
+        </w:rPr>
+        <w:t>42.8</w:t>
+      </w:r>
       <w:r>
         <w:rPr>
           <w:lang w:val="fr_FR" w:bidi="fr_FR"/>
         </w:rPr>
         <w:t xml:space="preserve"> ; voir </w:t>
       </w:r>
-      <w:hyperlink r:id="rId19">
-        <w:r>
-          <w:rPr>
-            <w:lang w:val="fr_FR" w:bidi="fr_FR"/>
-          </w:rPr>
-          <w:rPr>
-            <w:color w:val="0000EE"/>
-            <w:u w:val="single"/>
-          </w:rPr>
-          <w:t>Gn 4.4</w:t>
-        </w:r>
-      </w:hyperlink>
+      <w:r>
+        <w:rPr>
+          <w:lang w:val="fr_FR" w:bidi="fr_FR"/>
+        </w:rPr>
+        <w:t>Gn 4.4</w:t>
+      </w:r>
       <w:r>
         <w:rPr>
           <w:lang w:val="fr_FR" w:bidi="fr_FR"/>
         </w:rPr>
         <w:t xml:space="preserve"> ; </w:t>
       </w:r>
-      <w:hyperlink r:id="rId20">
-        <w:r>
-          <w:rPr>
-            <w:lang w:val="fr_FR" w:bidi="fr_FR"/>
-          </w:rPr>
-          <w:rPr>
-            <w:color w:val="0000EE"/>
-            <w:u w:val="single"/>
-          </w:rPr>
-          <w:t>8.20</w:t>
-        </w:r>
-      </w:hyperlink>
+      <w:r>
+        <w:rPr>
+          <w:lang w:val="fr_FR" w:bidi="fr_FR"/>
+        </w:rPr>
+        <w:t>8.20</w:t>
+      </w:r>
       <w:r>
         <w:rPr>
           <w:lang w:val="fr_FR" w:bidi="fr_FR"/>
         </w:rPr>
         <w:t xml:space="preserve"> ; </w:t>
       </w:r>
-      <w:hyperlink r:id="rId21">
-        <w:r>
-          <w:rPr>
-            <w:lang w:val="fr_FR" w:bidi="fr_FR"/>
-          </w:rPr>
-          <w:rPr>
-            <w:color w:val="0000EE"/>
-            <w:u w:val="single"/>
-          </w:rPr>
-          <w:t>12.7–8</w:t>
-        </w:r>
-      </w:hyperlink>
+      <w:r>
+        <w:rPr>
+          <w:lang w:val="fr_FR" w:bidi="fr_FR"/>
+        </w:rPr>
+        <w:t>12.7–8</w:t>
+      </w:r>
       <w:r>
         <w:rPr>
           <w:lang w:val="fr_FR" w:bidi="fr_FR"/>
         </w:rPr>
         <w:t xml:space="preserve"> ; </w:t>
       </w:r>
-      <w:hyperlink r:id="rId22">
-        <w:r>
-          <w:rPr>
-            <w:lang w:val="fr_FR" w:bidi="fr_FR"/>
-          </w:rPr>
-          <w:rPr>
-            <w:color w:val="0000EE"/>
-            <w:u w:val="single"/>
-          </w:rPr>
-          <w:t>13.18</w:t>
-        </w:r>
-      </w:hyperlink>
+      <w:r>
+        <w:rPr>
+          <w:lang w:val="fr_FR" w:bidi="fr_FR"/>
+        </w:rPr>
+        <w:t>13.18</w:t>
+      </w:r>
       <w:r>
         <w:rPr>
           <w:lang w:val="fr_FR" w:bidi="fr_FR"/>
         </w:rPr>
         <w:t xml:space="preserve"> ; </w:t>
       </w:r>
-      <w:hyperlink r:id="rId23">
-        <w:r>
-          <w:rPr>
-            <w:lang w:val="fr_FR" w:bidi="fr_FR"/>
-          </w:rPr>
-          <w:rPr>
-            <w:color w:val="0000EE"/>
-            <w:u w:val="single"/>
-          </w:rPr>
-          <w:t xml:space="preserve">15.9–10 </w:t>
-        </w:r>
-      </w:hyperlink>
+      <w:r>
+        <w:rPr>
+          <w:lang w:val="fr_FR" w:bidi="fr_FR"/>
+        </w:rPr>
+        <w:t xml:space="preserve">15.9–10 </w:t>
+      </w:r>
       <w:r>
         <w:rPr>
           <w:lang w:val="fr_FR" w:bidi="fr_FR"/>
         </w:rPr>
         <w:t xml:space="preserve">; </w:t>
       </w:r>
-      <w:hyperlink r:id="rId24">
-        <w:r>
-          <w:rPr>
-            <w:lang w:val="fr_FR" w:bidi="fr_FR"/>
-          </w:rPr>
-          <w:rPr>
-            <w:color w:val="0000EE"/>
-            <w:u w:val="single"/>
-          </w:rPr>
-          <w:t>26.25</w:t>
-        </w:r>
-      </w:hyperlink>
+      <w:r>
+        <w:rPr>
+          <w:lang w:val="fr_FR" w:bidi="fr_FR"/>
+        </w:rPr>
+        <w:t>26.25</w:t>
+      </w:r>
       <w:r>
         <w:rPr>
           <w:lang w:val="fr_FR" w:bidi="fr_FR"/>
         </w:rPr>
         <w:t xml:space="preserve"> ; </w:t>
       </w:r>
-      <w:hyperlink r:id="rId25">
-        <w:r>
-          <w:rPr>
-            <w:lang w:val="fr_FR" w:bidi="fr_FR"/>
-          </w:rPr>
-          <w:rPr>
-            <w:color w:val="0000EE"/>
-            <w:u w:val="single"/>
-          </w:rPr>
-          <w:t>33.20</w:t>
-        </w:r>
-      </w:hyperlink>
+      <w:r>
+        <w:rPr>
+          <w:lang w:val="fr_FR" w:bidi="fr_FR"/>
+        </w:rPr>
+        <w:t>33.20</w:t>
+      </w:r>
       <w:r>
         <w:rPr>
           <w:lang w:val="fr_FR" w:bidi="fr_FR"/>
         </w:rPr>
         <w:t xml:space="preserve"> ; </w:t>
       </w:r>
-      <w:hyperlink r:id="rId26">
-        <w:r>
-          <w:rPr>
-            <w:lang w:val="fr_FR" w:bidi="fr_FR"/>
-          </w:rPr>
-          <w:rPr>
-            <w:color w:val="0000EE"/>
-            <w:u w:val="single"/>
-          </w:rPr>
-          <w:t>35.1–6</w:t>
-        </w:r>
-      </w:hyperlink>
+      <w:r>
+        <w:rPr>
+          <w:lang w:val="fr_FR" w:bidi="fr_FR"/>
+        </w:rPr>
+        <w:t>35.1–6</w:t>
+      </w:r>
       <w:r>
         <w:rPr>
           <w:lang w:val="fr_FR" w:bidi="fr_FR"/>
         </w:rPr>
         <w:t xml:space="preserve"> ; </w:t>
       </w:r>
-      <w:hyperlink r:id="rId27">
-        <w:r>
-          <w:rPr>
-            <w:lang w:val="fr_FR" w:bidi="fr_FR"/>
-          </w:rPr>
-          <w:rPr>
-            <w:color w:val="0000EE"/>
-            <w:u w:val="single"/>
-          </w:rPr>
-          <w:t>46.1</w:t>
-        </w:r>
-      </w:hyperlink>
+      <w:r>
+        <w:rPr>
+          <w:lang w:val="fr_FR" w:bidi="fr_FR"/>
+        </w:rPr>
+        <w:t>46.1</w:t>
+      </w:r>
       <w:r>
         <w:rPr>
           <w:lang w:val="fr_FR" w:bidi="fr_FR"/>
         </w:rPr>
         <w:t>). À l'époque de Job, les Sabéens et les Chaldéens sont des pilleurs nomades (</w:t>
       </w:r>
-      <w:hyperlink r:id="rId28">
-        <w:r>
-          <w:rPr>
-            <w:lang w:val="fr_FR" w:bidi="fr_FR"/>
-          </w:rPr>
-          <w:rPr>
-            <w:color w:val="0000EE"/>
-            <w:u w:val="single"/>
-          </w:rPr>
-          <w:t>1.15</w:t>
-        </w:r>
-      </w:hyperlink>
+      <w:r>
+        <w:rPr>
+          <w:lang w:val="fr_FR" w:bidi="fr_FR"/>
+        </w:rPr>
+        <w:t>1.15</w:t>
+      </w:r>
       <w:r>
         <w:rPr>
           <w:lang w:val="fr_FR" w:bidi="fr_FR"/>
         </w:rPr>
         <w:t xml:space="preserve">, </w:t>
       </w:r>
-      <w:hyperlink r:id="rId29">
-        <w:r>
-          <w:rPr>
-            <w:lang w:val="fr_FR" w:bidi="fr_FR"/>
-          </w:rPr>
-          <w:rPr>
-            <w:color w:val="0000EE"/>
-            <w:u w:val="single"/>
-          </w:rPr>
-          <w:t>17</w:t>
-        </w:r>
-      </w:hyperlink>
+      <w:r>
+        <w:rPr>
+          <w:lang w:val="fr_FR" w:bidi="fr_FR"/>
+        </w:rPr>
+        <w:t>17</w:t>
+      </w:r>
       <w:r>
         <w:rPr>
           <w:lang w:val="fr_FR" w:bidi="fr_FR"/>
         </w:rPr>
         <w:t xml:space="preserve">), sans pouvoir politique important comme à la fin de la période monarchique (comp. avec </w:t>
       </w:r>
-      <w:hyperlink r:id="rId30">
-        <w:r>
-          <w:rPr>
-            <w:lang w:val="fr_FR" w:bidi="fr_FR"/>
-          </w:rPr>
-          <w:rPr>
-            <w:color w:val="0000EE"/>
-            <w:u w:val="single"/>
-          </w:rPr>
-          <w:t>Es 45.14</w:t>
-        </w:r>
-      </w:hyperlink>
+      <w:r>
+        <w:rPr>
+          <w:lang w:val="fr_FR" w:bidi="fr_FR"/>
+        </w:rPr>
+        <w:t>Es 45.14</w:t>
+      </w:r>
       <w:r>
         <w:rPr>
           <w:lang w:val="fr_FR" w:bidi="fr_FR"/>
         </w:rPr>
         <w:t xml:space="preserve"> ; </w:t>
       </w:r>
-      <w:hyperlink r:id="rId31">
-        <w:r>
-          <w:rPr>
-            <w:lang w:val="fr_FR" w:bidi="fr_FR"/>
-          </w:rPr>
-          <w:rPr>
-            <w:color w:val="0000EE"/>
-            <w:u w:val="single"/>
-          </w:rPr>
-          <w:t>Jl 3.8</w:t>
-        </w:r>
-      </w:hyperlink>
+      <w:r>
+        <w:rPr>
+          <w:lang w:val="fr_FR" w:bidi="fr_FR"/>
+        </w:rPr>
+        <w:t>Jl 3.8</w:t>
+      </w:r>
       <w:r>
         <w:rPr>
           <w:lang w:val="fr_FR" w:bidi="fr_FR"/>
@@ -626,180 +512,120 @@
         </w:rPr>
         <w:t>. Elle a cours pendant l'âge patriarcal (</w:t>
       </w:r>
-      <w:hyperlink r:id="rId32">
-        <w:r>
-          <w:rPr>
-            <w:lang w:val="fr_FR" w:bidi="fr_FR"/>
-          </w:rPr>
-          <w:rPr>
-            <w:color w:val="0000EE"/>
-            <w:u w:val="single"/>
-          </w:rPr>
-          <w:t>42.11</w:t>
-        </w:r>
-      </w:hyperlink>
+      <w:r>
+        <w:rPr>
+          <w:lang w:val="fr_FR" w:bidi="fr_FR"/>
+        </w:rPr>
+        <w:t>42.11</w:t>
+      </w:r>
       <w:r>
         <w:rPr>
           <w:lang w:val="fr_FR" w:bidi="fr_FR"/>
         </w:rPr>
         <w:t xml:space="preserve"> ; voir </w:t>
       </w:r>
-      <w:hyperlink r:id="rId33">
-        <w:r>
-          <w:rPr>
-            <w:lang w:val="fr_FR" w:bidi="fr_FR"/>
-          </w:rPr>
-          <w:rPr>
-            <w:color w:val="0000EE"/>
-            <w:u w:val="single"/>
-          </w:rPr>
-          <w:t>Gn 33.19</w:t>
-        </w:r>
-      </w:hyperlink>
+      <w:r>
+        <w:rPr>
+          <w:lang w:val="fr_FR" w:bidi="fr_FR"/>
+        </w:rPr>
+        <w:t>Gn 33.19</w:t>
+      </w:r>
       <w:r>
         <w:rPr>
           <w:lang w:val="fr_FR" w:bidi="fr_FR"/>
         </w:rPr>
         <w:t xml:space="preserve"> ; </w:t>
       </w:r>
-      <w:hyperlink r:id="rId34">
-        <w:r>
-          <w:rPr>
-            <w:lang w:val="fr_FR" w:bidi="fr_FR"/>
-          </w:rPr>
-          <w:rPr>
-            <w:color w:val="0000EE"/>
-            <w:u w:val="single"/>
-          </w:rPr>
-          <w:t>Jos 24.32</w:t>
-        </w:r>
-      </w:hyperlink>
+      <w:r>
+        <w:rPr>
+          <w:lang w:val="fr_FR" w:bidi="fr_FR"/>
+        </w:rPr>
+        <w:t>Jos 24.32</w:t>
+      </w:r>
       <w:r>
         <w:rPr>
           <w:lang w:val="fr_FR" w:bidi="fr_FR"/>
         </w:rPr>
         <w:t>). Seuls ceux qui ont vécu avant le déluge (</w:t>
       </w:r>
-      <w:hyperlink r:id="rId35">
-        <w:r>
-          <w:rPr>
-            <w:lang w:val="fr_FR" w:bidi="fr_FR"/>
-          </w:rPr>
-          <w:rPr>
-            <w:color w:val="0000EE"/>
-            <w:u w:val="single"/>
-          </w:rPr>
-          <w:t>Gn 1–6</w:t>
-        </w:r>
-      </w:hyperlink>
+      <w:r>
+        <w:rPr>
+          <w:lang w:val="fr_FR" w:bidi="fr_FR"/>
+        </w:rPr>
+        <w:t>Gn 1–6</w:t>
+      </w:r>
       <w:r>
         <w:rPr>
           <w:lang w:val="fr_FR" w:bidi="fr_FR"/>
         </w:rPr>
         <w:t>) et les patriarches (Abraham, Isaac et Jacob) ont une longévité comparable à celle de Job ou la dépassent (</w:t>
       </w:r>
-      <w:hyperlink r:id="rId36">
-        <w:r>
-          <w:rPr>
-            <w:lang w:val="fr_FR" w:bidi="fr_FR"/>
-          </w:rPr>
-          <w:rPr>
-            <w:color w:val="0000EE"/>
-            <w:u w:val="single"/>
-          </w:rPr>
-          <w:t>42.16</w:t>
-        </w:r>
-      </w:hyperlink>
+      <w:r>
+        <w:rPr>
+          <w:lang w:val="fr_FR" w:bidi="fr_FR"/>
+        </w:rPr>
+        <w:t>42.16</w:t>
+      </w:r>
       <w:r>
         <w:rPr>
           <w:lang w:val="fr_FR" w:bidi="fr_FR"/>
         </w:rPr>
         <w:t xml:space="preserve"> ; voir </w:t>
       </w:r>
-      <w:hyperlink r:id="rId37">
-        <w:r>
-          <w:rPr>
-            <w:lang w:val="fr_FR" w:bidi="fr_FR"/>
-          </w:rPr>
-          <w:rPr>
-            <w:color w:val="0000EE"/>
-            <w:u w:val="single"/>
-          </w:rPr>
-          <w:t>Gn 5.3–32</w:t>
-        </w:r>
-      </w:hyperlink>
+      <w:r>
+        <w:rPr>
+          <w:lang w:val="fr_FR" w:bidi="fr_FR"/>
+        </w:rPr>
+        <w:t>Gn 5.3–32</w:t>
+      </w:r>
       <w:r>
         <w:rPr>
           <w:lang w:val="fr_FR" w:bidi="fr_FR"/>
         </w:rPr>
         <w:t xml:space="preserve"> ; </w:t>
       </w:r>
-      <w:hyperlink r:id="rId38">
-        <w:r>
-          <w:rPr>
-            <w:lang w:val="fr_FR" w:bidi="fr_FR"/>
-          </w:rPr>
-          <w:rPr>
-            <w:color w:val="0000EE"/>
-            <w:u w:val="single"/>
-          </w:rPr>
-          <w:t>25.7</w:t>
-        </w:r>
-      </w:hyperlink>
+      <w:r>
+        <w:rPr>
+          <w:lang w:val="fr_FR" w:bidi="fr_FR"/>
+        </w:rPr>
+        <w:t>25.7</w:t>
+      </w:r>
       <w:r>
         <w:rPr>
           <w:lang w:val="fr_FR" w:bidi="fr_FR"/>
         </w:rPr>
         <w:t xml:space="preserve"> ; </w:t>
       </w:r>
-      <w:hyperlink r:id="rId39">
-        <w:r>
-          <w:rPr>
-            <w:lang w:val="fr_FR" w:bidi="fr_FR"/>
-          </w:rPr>
-          <w:rPr>
-            <w:color w:val="0000EE"/>
-            <w:u w:val="single"/>
-          </w:rPr>
-          <w:t>35.28</w:t>
-        </w:r>
-      </w:hyperlink>
+      <w:r>
+        <w:rPr>
+          <w:lang w:val="fr_FR" w:bidi="fr_FR"/>
+        </w:rPr>
+        <w:t>35.28</w:t>
+      </w:r>
       <w:r>
         <w:rPr>
           <w:lang w:val="fr_FR" w:bidi="fr_FR"/>
         </w:rPr>
         <w:t xml:space="preserve"> ; </w:t>
       </w:r>
-      <w:hyperlink r:id="rId40">
-        <w:r>
-          <w:rPr>
-            <w:lang w:val="fr_FR" w:bidi="fr_FR"/>
-          </w:rPr>
-          <w:rPr>
-            <w:color w:val="0000EE"/>
-            <w:u w:val="single"/>
-          </w:rPr>
-          <w:t>47.28</w:t>
-        </w:r>
-      </w:hyperlink>
+      <w:r>
+        <w:rPr>
+          <w:lang w:val="fr_FR" w:bidi="fr_FR"/>
+        </w:rPr>
+        <w:t>47.28</w:t>
+      </w:r>
       <w:r>
         <w:rPr>
           <w:lang w:val="fr_FR" w:bidi="fr_FR"/>
         </w:rPr>
         <w:t xml:space="preserve"> ; </w:t>
       </w:r>
-      <w:hyperlink r:id="rId41">
-        <w:r>
-          <w:rPr>
-            <w:lang w:val="fr_FR" w:bidi="fr_FR"/>
-          </w:rPr>
-          <w:rPr>
-            <w:color w:val="0000EE"/>
-            <w:u w:val="single"/>
-          </w:rPr>
-          <w:t>50.26</w:t>
-        </w:r>
-      </w:hyperlink>
+      <w:r>
+        <w:rPr>
+          <w:lang w:val="fr_FR" w:bidi="fr_FR"/>
+        </w:rPr>
+        <w:t>50.26</w:t>
+      </w:r>
       <w:r>
         <w:rPr>
           <w:lang w:val="fr_FR" w:bidi="fr_FR"/>
@@ -831,72 +657,48 @@
         </w:rPr>
         <w:t>L'introduction du livre de Job (</w:t>
       </w:r>
-      <w:hyperlink r:id="rId42">
-        <w:r>
-          <w:rPr>
-            <w:lang w:val="fr_FR" w:bidi="fr_FR"/>
-          </w:rPr>
-          <w:rPr>
-            <w:color w:val="0000EE"/>
-            <w:u w:val="single"/>
-          </w:rPr>
-          <w:t>chap. 1–2</w:t>
-        </w:r>
-      </w:hyperlink>
+      <w:r>
+        <w:rPr>
+          <w:lang w:val="fr_FR" w:bidi="fr_FR"/>
+        </w:rPr>
+        <w:t>chap. 1–2</w:t>
+      </w:r>
       <w:r>
         <w:rPr>
           <w:lang w:val="fr_FR" w:bidi="fr_FR"/>
         </w:rPr>
         <w:t>), écrite en prose, fournit la perspective céleste permettant de comprendre pourquoi Job souffre et établit le cadre du dialogue humain formant la majeure partie de l'œuvre. Job est un homme juste que Dieu permet à Satan de mettre à l'épreuve. Dans la salle d'audience céleste, ce dernier soutient que si Dieu retire ses bénédictions à Job, celui-ci le maudira « en face » (</w:t>
       </w:r>
-      <w:hyperlink r:id="rId43">
-        <w:r>
-          <w:rPr>
-            <w:lang w:val="fr_FR" w:bidi="fr_FR"/>
-          </w:rPr>
-          <w:rPr>
-            <w:color w:val="0000EE"/>
-            <w:u w:val="single"/>
-          </w:rPr>
-          <w:t>1.11</w:t>
-        </w:r>
-      </w:hyperlink>
+      <w:r>
+        <w:rPr>
+          <w:lang w:val="fr_FR" w:bidi="fr_FR"/>
+        </w:rPr>
+        <w:t>1.11</w:t>
+      </w:r>
       <w:r>
         <w:rPr>
           <w:lang w:val="fr_FR" w:bidi="fr_FR"/>
         </w:rPr>
         <w:t>). Au lieu de cela, Job répond : « que le nom de l'Éternel soit béni ! » (</w:t>
       </w:r>
-      <w:hyperlink r:id="rId44">
-        <w:r>
-          <w:rPr>
-            <w:lang w:val="fr_FR" w:bidi="fr_FR"/>
-          </w:rPr>
-          <w:rPr>
-            <w:color w:val="0000EE"/>
-            <w:u w:val="single"/>
-          </w:rPr>
-          <w:t>1.21</w:t>
-        </w:r>
-      </w:hyperlink>
+      <w:r>
+        <w:rPr>
+          <w:lang w:val="fr_FR" w:bidi="fr_FR"/>
+        </w:rPr>
+        <w:t>1.21</w:t>
+      </w:r>
       <w:r>
         <w:rPr>
           <w:lang w:val="fr_FR" w:bidi="fr_FR"/>
         </w:rPr>
         <w:t>), et « nous recevons de Dieu le bien, et nous ne recevrions pas aussi le mal ! » (</w:t>
       </w:r>
-      <w:hyperlink r:id="rId45">
-        <w:r>
-          <w:rPr>
-            <w:lang w:val="fr_FR" w:bidi="fr_FR"/>
-          </w:rPr>
-          <w:rPr>
-            <w:color w:val="0000EE"/>
-            <w:u w:val="single"/>
-          </w:rPr>
-          <w:t>2.10</w:t>
-        </w:r>
-      </w:hyperlink>
+      <w:r>
+        <w:rPr>
+          <w:lang w:val="fr_FR" w:bidi="fr_FR"/>
+        </w:rPr>
+        <w:t>2.10</w:t>
+      </w:r>
       <w:r>
         <w:rPr>
           <w:lang w:val="fr_FR" w:bidi="fr_FR"/>
@@ -917,54 +719,36 @@
         </w:rPr>
         <w:t>Le lecteur quitte ensuite la cour céleste et entre dans le conseil des humains alors que trois amis de Job viennent sympathiser avec lui. Leur veillée silencieuse de sept jours est apparemment une tentative authentique de le consoler (</w:t>
       </w:r>
-      <w:hyperlink r:id="rId46">
-        <w:r>
-          <w:rPr>
-            <w:lang w:val="fr_FR" w:bidi="fr_FR"/>
-          </w:rPr>
-          <w:rPr>
-            <w:color w:val="0000EE"/>
-            <w:u w:val="single"/>
-          </w:rPr>
-          <w:t>2.11–13</w:t>
-        </w:r>
-      </w:hyperlink>
+      <w:r>
+        <w:rPr>
+          <w:lang w:val="fr_FR" w:bidi="fr_FR"/>
+        </w:rPr>
+        <w:t>2.11–13</w:t>
+      </w:r>
       <w:r>
         <w:rPr>
           <w:lang w:val="fr_FR" w:bidi="fr_FR"/>
         </w:rPr>
         <w:t>). Cependant, lorsque Job rompt son silence par une plainte amère (</w:t>
       </w:r>
-      <w:hyperlink r:id="rId47">
-        <w:r>
-          <w:rPr>
-            <w:lang w:val="fr_FR" w:bidi="fr_FR"/>
-          </w:rPr>
-          <w:rPr>
-            <w:color w:val="0000EE"/>
-            <w:u w:val="single"/>
-          </w:rPr>
-          <w:t>chap. 3</w:t>
-        </w:r>
-      </w:hyperlink>
+      <w:r>
+        <w:rPr>
+          <w:lang w:val="fr_FR" w:bidi="fr_FR"/>
+        </w:rPr>
+        <w:t>chap. 3</w:t>
+      </w:r>
       <w:r>
         <w:rPr>
           <w:lang w:val="fr_FR" w:bidi="fr_FR"/>
         </w:rPr>
         <w:t>), ses conseillers commencent à le critiquer et à le condamner. Au cours de trois séries de débats (</w:t>
       </w:r>
-      <w:hyperlink r:id="rId48">
-        <w:r>
-          <w:rPr>
-            <w:lang w:val="fr_FR" w:bidi="fr_FR"/>
-          </w:rPr>
-          <w:rPr>
-            <w:color w:val="0000EE"/>
-            <w:u w:val="single"/>
-          </w:rPr>
-          <w:t>chap. 4–27</w:t>
-        </w:r>
-      </w:hyperlink>
+      <w:r>
+        <w:rPr>
+          <w:lang w:val="fr_FR" w:bidi="fr_FR"/>
+        </w:rPr>
+        <w:t>chap. 4–27</w:t>
+      </w:r>
       <w:r>
         <w:rPr>
           <w:lang w:val="fr_FR" w:bidi="fr_FR"/>
@@ -985,108 +769,72 @@
         </w:rPr>
         <w:t xml:space="preserve">Après les trois cycles de dialogue entre Job et ses amis, un intermède poétique loue Dieu comme la seule source de sagesse (chap. </w:t>
       </w:r>
-      <w:hyperlink r:id="rId49">
-        <w:r>
-          <w:rPr>
-            <w:lang w:val="fr_FR" w:bidi="fr_FR"/>
-          </w:rPr>
-          <w:rPr>
-            <w:color w:val="0000EE"/>
-            <w:u w:val="single"/>
-          </w:rPr>
-          <w:t>28</w:t>
-        </w:r>
-      </w:hyperlink>
+      <w:r>
+        <w:rPr>
+          <w:lang w:val="fr_FR" w:bidi="fr_FR"/>
+        </w:rPr>
+        <w:t>28</w:t>
+      </w:r>
       <w:r>
         <w:rPr>
           <w:lang w:val="fr_FR" w:bidi="fr_FR"/>
         </w:rPr>
         <w:t xml:space="preserve">). Lorsque Job fait ensuite sa déclaration finale à propos de sa misère et de sa droiture (chap. </w:t>
       </w:r>
-      <w:hyperlink r:id="rId50">
-        <w:r>
-          <w:rPr>
-            <w:lang w:val="fr_FR" w:bidi="fr_FR"/>
-          </w:rPr>
-          <w:rPr>
-            <w:color w:val="0000EE"/>
-            <w:u w:val="single"/>
-          </w:rPr>
-          <w:t>29–31</w:t>
-        </w:r>
-      </w:hyperlink>
+      <w:r>
+        <w:rPr>
+          <w:lang w:val="fr_FR" w:bidi="fr_FR"/>
+        </w:rPr>
+        <w:t>29–31</w:t>
+      </w:r>
       <w:r>
         <w:rPr>
           <w:lang w:val="fr_FR" w:bidi="fr_FR"/>
         </w:rPr>
         <w:t>), ses trois amis l'abandonnent (</w:t>
       </w:r>
-      <w:hyperlink r:id="rId51">
-        <w:r>
-          <w:rPr>
-            <w:lang w:val="fr_FR" w:bidi="fr_FR"/>
-          </w:rPr>
-          <w:rPr>
-            <w:color w:val="0000EE"/>
-            <w:u w:val="single"/>
-          </w:rPr>
-          <w:t>32.1</w:t>
-        </w:r>
-      </w:hyperlink>
+      <w:r>
+        <w:rPr>
+          <w:lang w:val="fr_FR" w:bidi="fr_FR"/>
+        </w:rPr>
+        <w:t>32.1</w:t>
+      </w:r>
       <w:r>
         <w:rPr>
           <w:lang w:val="fr_FR" w:bidi="fr_FR"/>
         </w:rPr>
         <w:t xml:space="preserve">). Élihu, une nouvelle voix, renouvelle ensuite l'effort humain pour expliquer la souffrance de Job (chap. </w:t>
       </w:r>
-      <w:hyperlink r:id="rId52">
-        <w:r>
-          <w:rPr>
-            <w:lang w:val="fr_FR" w:bidi="fr_FR"/>
-          </w:rPr>
-          <w:rPr>
-            <w:color w:val="0000EE"/>
-            <w:u w:val="single"/>
-          </w:rPr>
-          <w:t>32–37</w:t>
-        </w:r>
-      </w:hyperlink>
+      <w:r>
+        <w:rPr>
+          <w:lang w:val="fr_FR" w:bidi="fr_FR"/>
+        </w:rPr>
+        <w:t>32–37</w:t>
+      </w:r>
       <w:r>
         <w:rPr>
           <w:lang w:val="fr_FR" w:bidi="fr_FR"/>
         </w:rPr>
         <w:t xml:space="preserve">). Enfin, Dieu vient pour poser un défi à ce dernier (chap. </w:t>
       </w:r>
-      <w:hyperlink r:id="rId53">
-        <w:r>
-          <w:rPr>
-            <w:lang w:val="fr_FR" w:bidi="fr_FR"/>
-          </w:rPr>
-          <w:rPr>
-            <w:color w:val="0000EE"/>
-            <w:u w:val="single"/>
-          </w:rPr>
-          <w:t>38–41</w:t>
-        </w:r>
-      </w:hyperlink>
+      <w:r>
+        <w:rPr>
+          <w:lang w:val="fr_FR" w:bidi="fr_FR"/>
+        </w:rPr>
+        <w:t>38–41</w:t>
+      </w:r>
       <w:r>
         <w:rPr>
           <w:lang w:val="fr_FR" w:bidi="fr_FR"/>
         </w:rPr>
         <w:t>). Au lieu d'écouter l'argumentation de Job, Dieu exige des réponses et pose des questions qui démontrent sa propre puissance et sa souveraineté. Job répond par la repentance et admet qu'il n'a pas le droit de questionner Dieu (</w:t>
       </w:r>
-      <w:hyperlink r:id="rId54">
-        <w:r>
-          <w:rPr>
-            <w:lang w:val="fr_FR" w:bidi="fr_FR"/>
-          </w:rPr>
-          <w:rPr>
-            <w:color w:val="0000EE"/>
-            <w:u w:val="single"/>
-          </w:rPr>
-          <w:t>42.1–6</w:t>
-        </w:r>
-      </w:hyperlink>
+      <w:r>
+        <w:rPr>
+          <w:lang w:val="fr_FR" w:bidi="fr_FR"/>
+        </w:rPr>
+        <w:t>42.1–6</w:t>
+      </w:r>
       <w:r>
         <w:rPr>
           <w:lang w:val="fr_FR" w:bidi="fr_FR"/>
@@ -1107,18 +855,12 @@
         </w:rPr>
         <w:t>Dans la section finale écrite en prose (</w:t>
       </w:r>
-      <w:hyperlink r:id="rId55">
-        <w:r>
-          <w:rPr>
-            <w:lang w:val="fr_FR" w:bidi="fr_FR"/>
-          </w:rPr>
-          <w:rPr>
-            <w:color w:val="0000EE"/>
-            <w:u w:val="single"/>
-          </w:rPr>
-          <w:t>42.7–17</w:t>
-        </w:r>
-      </w:hyperlink>
+      <w:r>
+        <w:rPr>
+          <w:lang w:val="fr_FR" w:bidi="fr_FR"/>
+        </w:rPr>
+        <w:t>42.7–17</w:t>
+      </w:r>
       <w:r>
         <w:rPr>
           <w:lang w:val="fr_FR" w:bidi="fr_FR"/>
@@ -1150,126 +892,84 @@
         </w:rPr>
         <w:t xml:space="preserve">Le décor céleste de l'introduction du livre et la manifestation du surnaturel à sa conclusion soumettent le lecteur moderne à la tentation de faire du livre de Job une parabole fictive. Les dialogues poétiques suggèrent également qu'il s'agit de quelque chose de plus qu'un simple dossier historique ennuyeux. Mais une histoire peut être racontée à travers des élans poétiques aussi bien qu'un récit détaillé (comp. avec </w:t>
       </w:r>
-      <w:hyperlink r:id="rId56">
-        <w:r>
-          <w:rPr>
-            <w:lang w:val="fr_FR" w:bidi="fr_FR"/>
-          </w:rPr>
-          <w:rPr>
-            <w:color w:val="0000EE"/>
-            <w:u w:val="single"/>
-          </w:rPr>
-          <w:t>Ex 14.21–31</w:t>
-        </w:r>
-      </w:hyperlink>
+      <w:r>
+        <w:rPr>
+          <w:lang w:val="fr_FR" w:bidi="fr_FR"/>
+        </w:rPr>
+        <w:t>Ex 14.21–31</w:t>
+      </w:r>
       <w:r>
         <w:rPr>
           <w:lang w:val="fr_FR" w:bidi="fr_FR"/>
         </w:rPr>
         <w:t xml:space="preserve"> ; </w:t>
       </w:r>
-      <w:hyperlink r:id="rId57">
-        <w:r>
-          <w:rPr>
-            <w:lang w:val="fr_FR" w:bidi="fr_FR"/>
-          </w:rPr>
-          <w:rPr>
-            <w:color w:val="0000EE"/>
-            <w:u w:val="single"/>
-          </w:rPr>
-          <w:t>15.1–12</w:t>
-        </w:r>
-      </w:hyperlink>
+      <w:r>
+        <w:rPr>
+          <w:lang w:val="fr_FR" w:bidi="fr_FR"/>
+        </w:rPr>
+        <w:t>15.1–12</w:t>
+      </w:r>
       <w:r>
         <w:rPr>
           <w:lang w:val="fr_FR" w:bidi="fr_FR"/>
         </w:rPr>
         <w:t xml:space="preserve"> ; </w:t>
       </w:r>
-      <w:hyperlink r:id="rId58">
-        <w:r>
-          <w:rPr>
-            <w:lang w:val="fr_FR" w:bidi="fr_FR"/>
-          </w:rPr>
-          <w:rPr>
-            <w:color w:val="0000EE"/>
-            <w:u w:val="single"/>
-          </w:rPr>
-          <w:t>Ps 78</w:t>
-        </w:r>
-      </w:hyperlink>
+      <w:r>
+        <w:rPr>
+          <w:lang w:val="fr_FR" w:bidi="fr_FR"/>
+        </w:rPr>
+        <w:t>Ps 78</w:t>
+      </w:r>
       <w:r>
         <w:rPr>
           <w:lang w:val="fr_FR" w:bidi="fr_FR"/>
         </w:rPr>
         <w:t xml:space="preserve"> ; </w:t>
       </w:r>
-      <w:hyperlink r:id="rId59">
-        <w:r>
-          <w:rPr>
-            <w:lang w:val="fr_FR" w:bidi="fr_FR"/>
-          </w:rPr>
-          <w:rPr>
-            <w:color w:val="0000EE"/>
-            <w:u w:val="single"/>
-          </w:rPr>
-          <w:t>105</w:t>
-        </w:r>
-      </w:hyperlink>
+      <w:r>
+        <w:rPr>
+          <w:lang w:val="fr_FR" w:bidi="fr_FR"/>
+        </w:rPr>
+        <w:t>105</w:t>
+      </w:r>
       <w:r>
         <w:rPr>
           <w:lang w:val="fr_FR" w:bidi="fr_FR"/>
         </w:rPr>
         <w:t>). La Bible suggère ailleurs que le récit de Job est historique. Ézéchiel et Jacques font tous deux référence à lui comme un exemple de droiture et d'endurance (</w:t>
       </w:r>
-      <w:hyperlink r:id="rId60">
-        <w:r>
-          <w:rPr>
-            <w:lang w:val="fr_FR" w:bidi="fr_FR"/>
-          </w:rPr>
-          <w:rPr>
-            <w:color w:val="0000EE"/>
-            <w:u w:val="single"/>
-          </w:rPr>
-          <w:t>Ez 14.14</w:t>
-        </w:r>
-      </w:hyperlink>
+      <w:r>
+        <w:rPr>
+          <w:lang w:val="fr_FR" w:bidi="fr_FR"/>
+        </w:rPr>
+        <w:t>Ez 14.14</w:t>
+      </w:r>
       <w:r>
         <w:rPr>
           <w:lang w:val="fr_FR" w:bidi="fr_FR"/>
         </w:rPr>
         <w:t xml:space="preserve">, </w:t>
       </w:r>
-      <w:hyperlink r:id="rId61">
-        <w:r>
-          <w:rPr>
-            <w:lang w:val="fr_FR" w:bidi="fr_FR"/>
-          </w:rPr>
-          <w:rPr>
-            <w:color w:val="0000EE"/>
-            <w:u w:val="single"/>
-          </w:rPr>
-          <w:t>20</w:t>
-        </w:r>
-      </w:hyperlink>
+      <w:r>
+        <w:rPr>
+          <w:lang w:val="fr_FR" w:bidi="fr_FR"/>
+        </w:rPr>
+        <w:t>20</w:t>
+      </w:r>
       <w:r>
         <w:rPr>
           <w:lang w:val="fr_FR" w:bidi="fr_FR"/>
         </w:rPr>
         <w:t xml:space="preserve"> ; </w:t>
       </w:r>
-      <w:hyperlink r:id="rId62">
-        <w:r>
-          <w:rPr>
-            <w:lang w:val="fr_FR" w:bidi="fr_FR"/>
-          </w:rPr>
-          <w:rPr>
-            <w:color w:val="0000EE"/>
-            <w:u w:val="single"/>
-          </w:rPr>
-          <w:t>Jc 5.11</w:t>
-        </w:r>
-      </w:hyperlink>
+      <w:r>
+        <w:rPr>
+          <w:lang w:val="fr_FR" w:bidi="fr_FR"/>
+        </w:rPr>
+        <w:t>Jc 5.11</w:t>
+      </w:r>
       <w:r>
         <w:rPr>
           <w:lang w:val="fr_FR" w:bidi="fr_FR"/>
@@ -1301,90 +1001,60 @@
         </w:rPr>
         <w:t>La paternité et la composition de Job demeurent une énigme. Bien que l'histoire affiche un cadre patriarcal (vers 2000 av. J.-C.), la date de sa composition semble beaucoup plus tardive. Les commentateurs suggèrent des dates qui vont de l'errance d'Israël dans le désert (</w:t>
       </w:r>
-      <w:hyperlink r:id="rId63">
-        <w:r>
-          <w:rPr>
-            <w:lang w:val="fr_FR" w:bidi="fr_FR"/>
-          </w:rPr>
-          <w:rPr>
-            <w:color w:val="0000EE"/>
-            <w:u w:val="single"/>
-          </w:rPr>
-          <w:t>Exode-Nombres</w:t>
-        </w:r>
-      </w:hyperlink>
+      <w:r>
+        <w:rPr>
+          <w:lang w:val="fr_FR" w:bidi="fr_FR"/>
+        </w:rPr>
+        <w:t>Exode-Nombres</w:t>
+      </w:r>
       <w:r>
         <w:rPr>
           <w:lang w:val="fr_FR" w:bidi="fr_FR"/>
         </w:rPr>
         <w:t>) à l'ère suivant son retour d'exil (</w:t>
       </w:r>
-      <w:hyperlink r:id="rId64">
-        <w:r>
-          <w:rPr>
-            <w:lang w:val="fr_FR" w:bidi="fr_FR"/>
-          </w:rPr>
-          <w:rPr>
-            <w:color w:val="0000EE"/>
-            <w:u w:val="single"/>
-          </w:rPr>
-          <w:t>Esdras-Néhémie</w:t>
-        </w:r>
-      </w:hyperlink>
+      <w:r>
+        <w:rPr>
+          <w:lang w:val="fr_FR" w:bidi="fr_FR"/>
+        </w:rPr>
+        <w:t>Esdras-Néhémie</w:t>
+      </w:r>
       <w:r>
         <w:rPr>
           <w:lang w:val="fr_FR" w:bidi="fr_FR"/>
         </w:rPr>
         <w:t>). La composition finale de Job a probablement lieu pendant la monarchie (</w:t>
       </w:r>
-      <w:hyperlink r:id="rId65">
-        <w:r>
-          <w:rPr>
-            <w:lang w:val="fr_FR" w:bidi="fr_FR"/>
-          </w:rPr>
-          <w:rPr>
-            <w:color w:val="0000EE"/>
-            <w:u w:val="single"/>
-          </w:rPr>
-          <w:t>1–2 Rois</w:t>
-        </w:r>
-      </w:hyperlink>
+      <w:r>
+        <w:rPr>
+          <w:lang w:val="fr_FR" w:bidi="fr_FR"/>
+        </w:rPr>
+        <w:t>1–2 Rois</w:t>
+      </w:r>
       <w:r>
         <w:rPr>
           <w:lang w:val="fr_FR" w:bidi="fr_FR"/>
         </w:rPr>
         <w:t xml:space="preserve">), lorsque d'autres écrits sapientiaux tels que </w:t>
       </w:r>
-      <w:hyperlink r:id="rId66">
-        <w:r>
-          <w:rPr>
-            <w:lang w:val="fr_FR" w:bidi="fr_FR"/>
-          </w:rPr>
-          <w:rPr>
-            <w:color w:val="0000EE"/>
-            <w:u w:val="single"/>
-          </w:rPr>
-          <w:t>Proverbes</w:t>
-        </w:r>
-      </w:hyperlink>
+      <w:r>
+        <w:rPr>
+          <w:lang w:val="fr_FR" w:bidi="fr_FR"/>
+        </w:rPr>
+        <w:t>Proverbes</w:t>
+      </w:r>
       <w:r>
         <w:rPr>
           <w:lang w:val="fr_FR" w:bidi="fr_FR"/>
         </w:rPr>
         <w:t xml:space="preserve"> et </w:t>
       </w:r>
-      <w:hyperlink r:id="rId67">
-        <w:r>
-          <w:rPr>
-            <w:lang w:val="fr_FR" w:bidi="fr_FR"/>
-          </w:rPr>
-          <w:rPr>
-            <w:color w:val="0000EE"/>
-            <w:u w:val="single"/>
-          </w:rPr>
-          <w:t>Ecclésiaste</w:t>
-        </w:r>
-      </w:hyperlink>
+      <w:r>
+        <w:rPr>
+          <w:lang w:val="fr_FR" w:bidi="fr_FR"/>
+        </w:rPr>
+        <w:t>Ecclésiaste</w:t>
+      </w:r>
       <w:r>
         <w:rPr>
           <w:lang w:val="fr_FR" w:bidi="fr_FR"/>
@@ -1405,54 +1075,36 @@
         </w:rPr>
         <w:t xml:space="preserve">Même si nous acceptons que Job est un personnage historique, nous ne savons toujours pas qui est l'auteur du livre, où il vit, ou de quel niveau sociétaire il provient. L'auteur semble être un sage doué dans l'utilisation des proverbes (p. ex. </w:t>
       </w:r>
-      <w:hyperlink r:id="rId68">
-        <w:r>
-          <w:rPr>
-            <w:lang w:val="fr_FR" w:bidi="fr_FR"/>
-          </w:rPr>
-          <w:rPr>
-            <w:color w:val="0000EE"/>
-            <w:u w:val="single"/>
-          </w:rPr>
-          <w:t>4.2</w:t>
-        </w:r>
-      </w:hyperlink>
+      <w:r>
+        <w:rPr>
+          <w:lang w:val="fr_FR" w:bidi="fr_FR"/>
+        </w:rPr>
+        <w:t>4.2</w:t>
+      </w:r>
       <w:r>
         <w:rPr>
           <w:lang w:val="fr_FR" w:bidi="fr_FR"/>
         </w:rPr>
         <w:t xml:space="preserve"> ; </w:t>
       </w:r>
-      <w:hyperlink r:id="rId69">
-        <w:r>
-          <w:rPr>
-            <w:lang w:val="fr_FR" w:bidi="fr_FR"/>
-          </w:rPr>
-          <w:rPr>
-            <w:color w:val="0000EE"/>
-            <w:u w:val="single"/>
-          </w:rPr>
-          <w:t>6.5–6</w:t>
-        </w:r>
-      </w:hyperlink>
+      <w:r>
+        <w:rPr>
+          <w:lang w:val="fr_FR" w:bidi="fr_FR"/>
+        </w:rPr>
+        <w:t>6.5–6</w:t>
+      </w:r>
       <w:r>
         <w:rPr>
           <w:lang w:val="fr_FR" w:bidi="fr_FR"/>
         </w:rPr>
         <w:t xml:space="preserve">), des questions rhétoriques (p. ex. </w:t>
       </w:r>
-      <w:hyperlink r:id="rId70">
-        <w:r>
-          <w:rPr>
-            <w:lang w:val="fr_FR" w:bidi="fr_FR"/>
-          </w:rPr>
-          <w:rPr>
-            <w:color w:val="0000EE"/>
-            <w:u w:val="single"/>
-          </w:rPr>
-          <w:t>21.29</w:t>
-        </w:r>
-      </w:hyperlink>
+      <w:r>
+        <w:rPr>
+          <w:lang w:val="fr_FR" w:bidi="fr_FR"/>
+        </w:rPr>
+        <w:t>21.29</w:t>
+      </w:r>
       <w:r>
         <w:rPr>
           <w:lang w:val="fr_FR" w:bidi="fr_FR"/>
@@ -1473,72 +1125,48 @@
         </w:rPr>
         <w:t xml:space="preserve">Le livre ne peut pas être daté avec certitude en se référant à (1) des événements ou des personnes mentionnées ou sous-entendues dans le livre (la première référence à Job se situe pendant l'exil, </w:t>
       </w:r>
-      <w:hyperlink r:id="rId60">
-        <w:r>
-          <w:rPr>
-            <w:lang w:val="fr_FR" w:bidi="fr_FR"/>
-          </w:rPr>
-          <w:rPr>
-            <w:color w:val="0000EE"/>
-            <w:u w:val="single"/>
-          </w:rPr>
-          <w:t>Ez 14.14</w:t>
-        </w:r>
-      </w:hyperlink>
+      <w:r>
+        <w:rPr>
+          <w:lang w:val="fr_FR" w:bidi="fr_FR"/>
+        </w:rPr>
+        <w:t>Ez 14.14</w:t>
+      </w:r>
       <w:r>
         <w:rPr>
           <w:lang w:val="fr_FR" w:bidi="fr_FR"/>
         </w:rPr>
         <w:t xml:space="preserve">, </w:t>
       </w:r>
-      <w:hyperlink r:id="rId61">
-        <w:r>
-          <w:rPr>
-            <w:lang w:val="fr_FR" w:bidi="fr_FR"/>
-          </w:rPr>
-          <w:rPr>
-            <w:color w:val="0000EE"/>
-            <w:u w:val="single"/>
-          </w:rPr>
-          <w:t>20</w:t>
-        </w:r>
-      </w:hyperlink>
+      <w:r>
+        <w:rPr>
+          <w:lang w:val="fr_FR" w:bidi="fr_FR"/>
+        </w:rPr>
+        <w:t>20</w:t>
+      </w:r>
       <w:r>
         <w:rPr>
           <w:lang w:val="fr_FR" w:bidi="fr_FR"/>
         </w:rPr>
         <w:t xml:space="preserve">) ; (2) des idées théologiques du livre indiquant des dates distinctes ; ou (3) sa relation textuelle à d'autres documents de l'Ancien Testament (comp. avec p. ex. </w:t>
       </w:r>
-      <w:hyperlink r:id="rId71">
-        <w:r>
-          <w:rPr>
-            <w:lang w:val="fr_FR" w:bidi="fr_FR"/>
-          </w:rPr>
-          <w:rPr>
-            <w:color w:val="0000EE"/>
-            <w:u w:val="single"/>
-          </w:rPr>
-          <w:t>3.3–10</w:t>
-        </w:r>
-      </w:hyperlink>
+      <w:r>
+        <w:rPr>
+          <w:lang w:val="fr_FR" w:bidi="fr_FR"/>
+        </w:rPr>
+        <w:t>3.3–10</w:t>
+      </w:r>
       <w:r>
         <w:rPr>
           <w:lang w:val="fr_FR" w:bidi="fr_FR"/>
         </w:rPr>
         <w:t xml:space="preserve"> ; </w:t>
       </w:r>
-      <w:hyperlink r:id="rId72">
-        <w:r>
-          <w:rPr>
-            <w:lang w:val="fr_FR" w:bidi="fr_FR"/>
-          </w:rPr>
-          <w:rPr>
-            <w:color w:val="0000EE"/>
-            <w:u w:val="single"/>
-          </w:rPr>
-          <w:t>Jr 20.14–18</w:t>
-        </w:r>
-      </w:hyperlink>
+      <w:r>
+        <w:rPr>
+          <w:lang w:val="fr_FR" w:bidi="fr_FR"/>
+        </w:rPr>
+        <w:t>Jr 20.14–18</w:t>
+      </w:r>
       <w:r>
         <w:rPr>
           <w:lang w:val="fr_FR" w:bidi="fr_FR"/>
@@ -1673,18 +1301,12 @@
         </w:rPr>
         <w:t xml:space="preserve">De même origine que le texte ci-dessus, la « Théodicée babylonienne » suit la même forme de dialogue que celle du livre de Job : la personne qui souffre se plaint, et ses amis répondent par des réprimandes. Les arguments des deux côtés sont remarquablement similaires à ceux de Job. Pourtant, on note également des différences clés : (1) la « Théodicée babylonienne » est polythéiste, alors que Job est monothéiste ; (2) la victime menace d'abandonner foi et obéissance, même si elle conclut par une pétition à son dieu et à sa déesse. Job reste dévoué au Seigneur tout au long du récit (p. ex. </w:t>
       </w:r>
-      <w:hyperlink r:id="rId73">
-        <w:r>
-          <w:rPr>
-            <w:lang w:val="fr_FR" w:bidi="fr_FR"/>
-          </w:rPr>
-          <w:rPr>
-            <w:color w:val="0000EE"/>
-            <w:u w:val="single"/>
-          </w:rPr>
-          <w:t>Jb 13.15–16</w:t>
-        </w:r>
-      </w:hyperlink>
+      <w:r>
+        <w:rPr>
+          <w:lang w:val="fr_FR" w:bidi="fr_FR"/>
+        </w:rPr>
+        <w:t>Jb 13.15–16</w:t>
+      </w:r>
       <w:r>
         <w:rPr>
           <w:lang w:val="fr_FR" w:bidi="fr_FR"/>
@@ -1744,54 +1366,36 @@
         </w:rPr>
         <w:t xml:space="preserve">Le conflit fondamental entre l'intégrité du Créateur et l'intégrité d'un homme est exploré dans ce livre. Il semble y avoir désaccord entre ciel et terre. Il est trop facile de s'aligner avec les trois amis de Job en niant l'innocence de Job, car nous pouvons faire appel à divers passages du Nouveau Testament qui nient qu'un quelconque être humain puisse être juste (p. ex. </w:t>
       </w:r>
-      <w:hyperlink r:id="rId74">
-        <w:r>
-          <w:rPr>
-            <w:lang w:val="fr_FR" w:bidi="fr_FR"/>
-          </w:rPr>
-          <w:rPr>
-            <w:color w:val="0000EE"/>
-            <w:u w:val="single"/>
-          </w:rPr>
-          <w:t>Rm 3.10</w:t>
-        </w:r>
-      </w:hyperlink>
+      <w:r>
+        <w:rPr>
+          <w:lang w:val="fr_FR" w:bidi="fr_FR"/>
+        </w:rPr>
+        <w:t>Rm 3.10</w:t>
+      </w:r>
       <w:r>
         <w:rPr>
           <w:lang w:val="fr_FR" w:bidi="fr_FR"/>
         </w:rPr>
         <w:t xml:space="preserve">, </w:t>
       </w:r>
-      <w:hyperlink r:id="rId75">
-        <w:r>
-          <w:rPr>
-            <w:lang w:val="fr_FR" w:bidi="fr_FR"/>
-          </w:rPr>
-          <w:rPr>
-            <w:color w:val="0000EE"/>
-            <w:u w:val="single"/>
-          </w:rPr>
-          <w:t>23</w:t>
-        </w:r>
-      </w:hyperlink>
+      <w:r>
+        <w:rPr>
+          <w:lang w:val="fr_FR" w:bidi="fr_FR"/>
+        </w:rPr>
+        <w:t>23</w:t>
+      </w:r>
       <w:r>
         <w:rPr>
           <w:lang w:val="fr_FR" w:bidi="fr_FR"/>
         </w:rPr>
         <w:t xml:space="preserve"> ; </w:t>
       </w:r>
-      <w:hyperlink r:id="rId76">
-        <w:r>
-          <w:rPr>
-            <w:lang w:val="fr_FR" w:bidi="fr_FR"/>
-          </w:rPr>
-          <w:rPr>
-            <w:color w:val="0000EE"/>
-            <w:u w:val="single"/>
-          </w:rPr>
-          <w:t>Lc 18.19</w:t>
-        </w:r>
-      </w:hyperlink>
+      <w:r>
+        <w:rPr>
+          <w:lang w:val="fr_FR" w:bidi="fr_FR"/>
+        </w:rPr>
+        <w:t>Lc 18.19</w:t>
+      </w:r>
       <w:r>
         <w:rPr>
           <w:lang w:val="fr_FR" w:bidi="fr_FR"/>
@@ -1825,90 +1429,60 @@
         </w:rPr>
         <w:t>Le livre semble évoluer dans les engagements fondamentaux de la foi d'Israël dans l'Ancien Testament. Job et tous les autres locuteurs prennent au sérieux les notions de bénédiction et de malédiction de l'alliance (</w:t>
       </w:r>
-      <w:hyperlink r:id="rId77">
-        <w:r>
-          <w:rPr>
-            <w:lang w:val="fr_FR" w:bidi="fr_FR"/>
-          </w:rPr>
-          <w:rPr>
-            <w:color w:val="0000EE"/>
-            <w:u w:val="single"/>
-          </w:rPr>
-          <w:t>Lv 26</w:t>
-        </w:r>
-      </w:hyperlink>
+      <w:r>
+        <w:rPr>
+          <w:lang w:val="fr_FR" w:bidi="fr_FR"/>
+        </w:rPr>
+        <w:t>Lv 26</w:t>
+      </w:r>
       <w:r>
         <w:rPr>
           <w:lang w:val="fr_FR" w:bidi="fr_FR"/>
         </w:rPr>
         <w:t xml:space="preserve"> ; </w:t>
       </w:r>
-      <w:hyperlink r:id="rId78">
-        <w:r>
-          <w:rPr>
-            <w:lang w:val="fr_FR" w:bidi="fr_FR"/>
-          </w:rPr>
-          <w:rPr>
-            <w:color w:val="0000EE"/>
-            <w:u w:val="single"/>
-          </w:rPr>
-          <w:t>Dt 28</w:t>
-        </w:r>
-      </w:hyperlink>
+      <w:r>
+        <w:rPr>
+          <w:lang w:val="fr_FR" w:bidi="fr_FR"/>
+        </w:rPr>
+        <w:t>Dt 28</w:t>
+      </w:r>
       <w:r>
         <w:rPr>
           <w:lang w:val="fr_FR" w:bidi="fr_FR"/>
         </w:rPr>
         <w:t>), ainsi que celles de semer et de récolter dans cette vie (</w:t>
       </w:r>
-      <w:hyperlink r:id="rId79">
-        <w:r>
-          <w:rPr>
-            <w:lang w:val="fr_FR" w:bidi="fr_FR"/>
-          </w:rPr>
-          <w:rPr>
-            <w:color w:val="0000EE"/>
-            <w:u w:val="single"/>
-          </w:rPr>
-          <w:t>Ps 34.11–22</w:t>
-        </w:r>
-      </w:hyperlink>
+      <w:r>
+        <w:rPr>
+          <w:lang w:val="fr_FR" w:bidi="fr_FR"/>
+        </w:rPr>
+        <w:t>Ps 34.11–22</w:t>
+      </w:r>
       <w:r>
         <w:rPr>
           <w:lang w:val="fr_FR" w:bidi="fr_FR"/>
         </w:rPr>
         <w:t xml:space="preserve"> ; voir également </w:t>
       </w:r>
-      <w:hyperlink r:id="rId80">
-        <w:r>
-          <w:rPr>
-            <w:lang w:val="fr_FR" w:bidi="fr_FR"/>
-          </w:rPr>
-          <w:rPr>
-            <w:color w:val="0000EE"/>
-            <w:u w:val="single"/>
-          </w:rPr>
-          <w:t>Ga 6.7</w:t>
-        </w:r>
-      </w:hyperlink>
+      <w:r>
+        <w:rPr>
+          <w:lang w:val="fr_FR" w:bidi="fr_FR"/>
+        </w:rPr>
+        <w:t>Ga 6.7</w:t>
+      </w:r>
       <w:r>
         <w:rPr>
           <w:lang w:val="fr_FR" w:bidi="fr_FR"/>
         </w:rPr>
         <w:t xml:space="preserve"> ; </w:t>
       </w:r>
-      <w:hyperlink r:id="rId81">
-        <w:r>
-          <w:rPr>
-            <w:lang w:val="fr_FR" w:bidi="fr_FR"/>
-          </w:rPr>
-          <w:rPr>
-            <w:color w:val="0000EE"/>
-            <w:u w:val="single"/>
-          </w:rPr>
-          <w:t>1P 3.10</w:t>
-        </w:r>
-      </w:hyperlink>
+      <w:r>
+        <w:rPr>
+          <w:lang w:val="fr_FR" w:bidi="fr_FR"/>
+        </w:rPr>
+        <w:t>1P 3.10</w:t>
+      </w:r>
       <w:r>
         <w:rPr>
           <w:lang w:val="fr_FR" w:bidi="fr_FR"/>
@@ -1928,198 +1502,132 @@
         </w:rPr>
         <w:t xml:space="preserve">) en dehors du cadre de la révélation biblique (p. ex. dualisme métaphysique, tensions polythéistes ou naturalisme matérialiste). Au lieu de cela, les orateurs du livre n'explorent que des réponses bibliques. Ils expliquent la souffrance comme (1) une punition pour le péché (p. ex. </w:t>
       </w:r>
-      <w:hyperlink r:id="rId82">
-        <w:r>
-          <w:rPr>
-            <w:lang w:val="fr_FR" w:bidi="fr_FR"/>
-          </w:rPr>
-          <w:rPr>
-            <w:color w:val="0000EE"/>
-            <w:u w:val="single"/>
-          </w:rPr>
-          <w:t>Jb 4.7–9</w:t>
-        </w:r>
-      </w:hyperlink>
+      <w:r>
+        <w:rPr>
+          <w:lang w:val="fr_FR" w:bidi="fr_FR"/>
+        </w:rPr>
+        <w:t>Jb 4.7–9</w:t>
+      </w:r>
       <w:r>
         <w:rPr>
           <w:lang w:val="fr_FR" w:bidi="fr_FR"/>
         </w:rPr>
         <w:t xml:space="preserve">) ; (2) le lot inévitable des mortels, qui tendent vers le péché (p. ex. </w:t>
       </w:r>
-      <w:hyperlink r:id="rId83">
-        <w:r>
-          <w:rPr>
-            <w:lang w:val="fr_FR" w:bidi="fr_FR"/>
-          </w:rPr>
-          <w:rPr>
-            <w:color w:val="0000EE"/>
-            <w:u w:val="single"/>
-          </w:rPr>
-          <w:t>15.14–16</w:t>
-        </w:r>
-      </w:hyperlink>
+      <w:r>
+        <w:rPr>
+          <w:lang w:val="fr_FR" w:bidi="fr_FR"/>
+        </w:rPr>
+        <w:t>15.14–16</w:t>
+      </w:r>
       <w:r>
         <w:rPr>
           <w:lang w:val="fr_FR" w:bidi="fr_FR"/>
         </w:rPr>
         <w:t xml:space="preserve">) ; (3) la discipline de Dieu (p. ex. </w:t>
       </w:r>
-      <w:hyperlink r:id="rId84">
-        <w:r>
-          <w:rPr>
-            <w:lang w:val="fr_FR" w:bidi="fr_FR"/>
-          </w:rPr>
-          <w:rPr>
-            <w:color w:val="0000EE"/>
-            <w:u w:val="single"/>
-          </w:rPr>
-          <w:t>5.17–18</w:t>
-        </w:r>
-      </w:hyperlink>
+      <w:r>
+        <w:rPr>
+          <w:lang w:val="fr_FR" w:bidi="fr_FR"/>
+        </w:rPr>
+        <w:t>5.17–18</w:t>
+      </w:r>
       <w:r>
         <w:rPr>
           <w:lang w:val="fr_FR" w:bidi="fr_FR"/>
         </w:rPr>
         <w:t xml:space="preserve"> ; </w:t>
       </w:r>
-      <w:hyperlink r:id="rId85">
-        <w:r>
-          <w:rPr>
-            <w:lang w:val="fr_FR" w:bidi="fr_FR"/>
-          </w:rPr>
-          <w:rPr>
-            <w:color w:val="0000EE"/>
-            <w:u w:val="single"/>
-          </w:rPr>
-          <w:t>33.15–28</w:t>
-        </w:r>
-      </w:hyperlink>
+      <w:r>
+        <w:rPr>
+          <w:lang w:val="fr_FR" w:bidi="fr_FR"/>
+        </w:rPr>
+        <w:t>33.15–28</w:t>
+      </w:r>
       <w:r>
         <w:rPr>
           <w:lang w:val="fr_FR" w:bidi="fr_FR"/>
         </w:rPr>
         <w:t xml:space="preserve"> ; </w:t>
       </w:r>
-      <w:hyperlink r:id="rId86">
-        <w:r>
-          <w:rPr>
-            <w:lang w:val="fr_FR" w:bidi="fr_FR"/>
-          </w:rPr>
-          <w:rPr>
-            <w:color w:val="0000EE"/>
-            <w:u w:val="single"/>
-          </w:rPr>
-          <w:t>36.8–15</w:t>
-        </w:r>
-      </w:hyperlink>
+      <w:r>
+        <w:rPr>
+          <w:lang w:val="fr_FR" w:bidi="fr_FR"/>
+        </w:rPr>
+        <w:t>36.8–15</w:t>
+      </w:r>
       <w:r>
         <w:rPr>
           <w:lang w:val="fr_FR" w:bidi="fr_FR"/>
         </w:rPr>
         <w:t xml:space="preserve"> ; voir </w:t>
       </w:r>
-      <w:hyperlink r:id="rId87">
-        <w:r>
-          <w:rPr>
-            <w:lang w:val="fr_FR" w:bidi="fr_FR"/>
-          </w:rPr>
-          <w:rPr>
-            <w:color w:val="0000EE"/>
-            <w:u w:val="single"/>
-          </w:rPr>
-          <w:t>Pr 3.11</w:t>
-        </w:r>
-      </w:hyperlink>
+      <w:r>
+        <w:rPr>
+          <w:lang w:val="fr_FR" w:bidi="fr_FR"/>
+        </w:rPr>
+        <w:t>Pr 3.11</w:t>
+      </w:r>
       <w:r>
         <w:rPr>
           <w:lang w:val="fr_FR" w:bidi="fr_FR"/>
         </w:rPr>
         <w:t xml:space="preserve"> ; </w:t>
       </w:r>
-      <w:hyperlink r:id="rId88">
-        <w:r>
-          <w:rPr>
-            <w:lang w:val="fr_FR" w:bidi="fr_FR"/>
-          </w:rPr>
-          <w:rPr>
-            <w:color w:val="0000EE"/>
-            <w:u w:val="single"/>
-          </w:rPr>
-          <w:t>Hé 12.2–13</w:t>
-        </w:r>
-      </w:hyperlink>
+      <w:r>
+        <w:rPr>
+          <w:lang w:val="fr_FR" w:bidi="fr_FR"/>
+        </w:rPr>
+        <w:t>Hé 12.2–13</w:t>
+      </w:r>
       <w:r>
         <w:rPr>
           <w:lang w:val="fr_FR" w:bidi="fr_FR"/>
         </w:rPr>
         <w:t xml:space="preserve">) ; (4) une partie du plan mystérieux de Dieu (p. ex. </w:t>
       </w:r>
-      <w:hyperlink r:id="rId89">
-        <w:r>
-          <w:rPr>
-            <w:lang w:val="fr_FR" w:bidi="fr_FR"/>
-          </w:rPr>
-          <w:rPr>
-            <w:color w:val="0000EE"/>
-            <w:u w:val="single"/>
-          </w:rPr>
-          <w:t>Jb 11.7–8</w:t>
-        </w:r>
-      </w:hyperlink>
+      <w:r>
+        <w:rPr>
+          <w:lang w:val="fr_FR" w:bidi="fr_FR"/>
+        </w:rPr>
+        <w:t>Jb 11.7–8</w:t>
+      </w:r>
       <w:r>
         <w:rPr>
           <w:lang w:val="fr_FR" w:bidi="fr_FR"/>
         </w:rPr>
         <w:t xml:space="preserve"> ; </w:t>
       </w:r>
-      <w:hyperlink r:id="rId90">
-        <w:r>
-          <w:rPr>
-            <w:lang w:val="fr_FR" w:bidi="fr_FR"/>
-          </w:rPr>
-          <w:rPr>
-            <w:color w:val="0000EE"/>
-            <w:u w:val="single"/>
-          </w:rPr>
-          <w:t>37.19</w:t>
-        </w:r>
-      </w:hyperlink>
+      <w:r>
+        <w:rPr>
+          <w:lang w:val="fr_FR" w:bidi="fr_FR"/>
+        </w:rPr>
+        <w:t>37.19</w:t>
+      </w:r>
       <w:r>
         <w:rPr>
           <w:lang w:val="fr_FR" w:bidi="fr_FR"/>
         </w:rPr>
         <w:t xml:space="preserve">, </w:t>
       </w:r>
-      <w:hyperlink r:id="rId91">
-        <w:r>
-          <w:rPr>
-            <w:lang w:val="fr_FR" w:bidi="fr_FR"/>
-          </w:rPr>
-          <w:rPr>
-            <w:color w:val="0000EE"/>
-            <w:u w:val="single"/>
-          </w:rPr>
-          <w:t>23</w:t>
-        </w:r>
-      </w:hyperlink>
+      <w:r>
+        <w:rPr>
+          <w:lang w:val="fr_FR" w:bidi="fr_FR"/>
+        </w:rPr>
+        <w:t>23</w:t>
+      </w:r>
       <w:r>
         <w:rPr>
           <w:lang w:val="fr_FR" w:bidi="fr_FR"/>
         </w:rPr>
         <w:t xml:space="preserve">) ; ou (5) un test imposé sur terre pour satisfaire un différend céleste (p. ex. </w:t>
       </w:r>
-      <w:hyperlink r:id="rId92">
-        <w:r>
-          <w:rPr>
-            <w:lang w:val="fr_FR" w:bidi="fr_FR"/>
-          </w:rPr>
-          <w:rPr>
-            <w:color w:val="0000EE"/>
-            <w:u w:val="single"/>
-          </w:rPr>
-          <w:t>1.6–12</w:t>
-        </w:r>
-      </w:hyperlink>
+      <w:r>
+        <w:rPr>
+          <w:lang w:val="fr_FR" w:bidi="fr_FR"/>
+        </w:rPr>
+        <w:t>1.6–12</w:t>
+      </w:r>
       <w:r>
         <w:rPr>
           <w:lang w:val="fr_FR" w:bidi="fr_FR"/>
@@ -2168,18 +1676,12 @@
         </w:rPr>
         <w:t>Le livre de Job offre ainsi une image complexe de Dieu. Il aurait pu rejeter la suggestion de Satan, n'ayant rien à prouver ; pourtant il choisit d'autoriser le test, démontrant finalement sa puissance et forçant la défaite de Satan par l'intermédiaire de Job, un être humain. Dieu n'explique jamais à Job ce qui se passe en coulisse. Au lieu de cela, Dieu contredit le droit de Job de remettre en question l'intégrité de la justice divine (</w:t>
       </w:r>
-      <w:hyperlink r:id="rId93">
-        <w:r>
-          <w:rPr>
-            <w:lang w:val="fr_FR" w:bidi="fr_FR"/>
-          </w:rPr>
-          <w:rPr>
-            <w:color w:val="0000EE"/>
-            <w:u w:val="single"/>
-          </w:rPr>
-          <w:t>40.8</w:t>
-        </w:r>
-      </w:hyperlink>
+      <w:r>
+        <w:rPr>
+          <w:lang w:val="fr_FR" w:bidi="fr_FR"/>
+        </w:rPr>
+        <w:t>40.8</w:t>
+      </w:r>
       <w:r>
         <w:rPr>
           <w:lang w:val="fr_FR" w:bidi="fr_FR"/>
@@ -2200,18 +1702,12 @@
         </w:rPr>
         <w:t>La façon dont on peut traverser les calamités n'est pas seulement de garder la tête froide, mais de s'incliner devant Dieu dans la piété et de se fier à sa bonté souveraine. Lorsque les êtres humains traversent des situations désastreuses, leur réaction face à Dieu peut être l'adoration et l'agrément de la sagesse et la justice de ses voies, quelles que soient la douleur ou l'obscurité de ces conditions. Les objectifs saints de Dieu concernant la souffrance humaine sont parfois cachés. En fin de compte, Job se rapproche de Dieu au travers de sa souffrance : « Mon oreille avait entendu parler de toi ; Mais maintenant mon œil t'a vu » (</w:t>
       </w:r>
-      <w:hyperlink r:id="rId94">
-        <w:r>
-          <w:rPr>
-            <w:lang w:val="fr_FR" w:bidi="fr_FR"/>
-          </w:rPr>
-          <w:rPr>
-            <w:color w:val="0000EE"/>
-            <w:u w:val="single"/>
-          </w:rPr>
-          <w:t>42.5</w:t>
-        </w:r>
-      </w:hyperlink>
+      <w:r>
+        <w:rPr>
+          <w:lang w:val="fr_FR" w:bidi="fr_FR"/>
+        </w:rPr>
+        <w:t>42.5</w:t>
+      </w:r>
       <w:r>
         <w:rPr>
           <w:lang w:val="fr_FR" w:bidi="fr_FR"/>
